--- a/paper/paper.docx
+++ b/paper/paper.docx
@@ -1408,7 +1408,7 @@
       </w:r>
     </w:p>
     <w:bookmarkEnd w:id="11"/>
-    <w:bookmarkStart w:id="14" w:name="empirical-calibration"/>
+    <w:bookmarkStart w:id="12" w:name="empirical-calibration"/>
     <w:p>
       <w:pPr>
         <w:pStyle w:val="Heading1"/>
@@ -1422,68 +1422,64 @@
         <w:pStyle w:val="FirstParagraph"/>
       </w:pPr>
       <w:r>
-        <w:t xml:space="preserve">PaperGuard ships 13 public empirical studies, including a recall</w:t>
-      </w:r>
-      <w:r>
-        <w:t xml:space="preserve"> </w:t>
-      </w:r>
-      <w:r>
-        <w:t xml:space="preserve">benchmark series (v1 – v10), four image-recall studies, an</w:t>
-      </w:r>
-      <w:r>
-        <w:t xml:space="preserve"> </w:t>
-      </w:r>
-      <w:r>
-        <w:t xml:space="preserve">industrial-process recall study, two cross-validation studies, and</w:t>
-      </w:r>
-      <w:r>
-        <w:t xml:space="preserve"> </w:t>
-      </w:r>
-      <w:r>
-        <w:t xml:space="preserve">two controlled LLM-endpoint benchmarks. All raw data and analysers</w:t>
-      </w:r>
-      <w:r>
-        <w:t xml:space="preserve"> </w:t>
-      </w:r>
-      <w:r>
-        <w:t xml:space="preserve">are in the</w:t>
-      </w:r>
-      <w:r>
-        <w:t xml:space="preserve"> </w:t>
-      </w:r>
-      <w:hyperlink r:id="rId12">
-        <w:r>
-          <w:rPr>
-            <w:rStyle w:val="VerbatimChar"/>
-          </w:rPr>
-          <w:t xml:space="preserve">scripts/</w:t>
-        </w:r>
-      </w:hyperlink>
-      <w:r>
-        <w:t xml:space="preserve"> </w:t>
-      </w:r>
-      <w:r>
-        <w:t xml:space="preserve">directory of the repository; per-study writeups</w:t>
-      </w:r>
-      <w:r>
-        <w:t xml:space="preserve"> </w:t>
-      </w:r>
-      <w:r>
-        <w:t xml:space="preserve">are in</w:t>
-      </w:r>
-      <w:r>
-        <w:t xml:space="preserve"> </w:t>
-      </w:r>
-      <w:hyperlink r:id="rId13">
-        <w:r>
-          <w:rPr>
-            <w:rStyle w:val="VerbatimChar"/>
-          </w:rPr>
-          <w:t xml:space="preserve">docs/</w:t>
-        </w:r>
-      </w:hyperlink>
+        <w:t xml:space="preserve">PaperGuard ships 13 public empirical studies — a text-layer recall</w:t>
+      </w:r>
+      <w:r>
+        <w:t xml:space="preserve"> </w:t>
+      </w:r>
+      <w:r>
+        <w:t xml:space="preserve">benchmark series, four image-recall studies, an industrial-process</w:t>
+      </w:r>
+      <w:r>
+        <w:t xml:space="preserve"> </w:t>
+      </w:r>
+      <w:r>
+        <w:t xml:space="preserve">recall study, two cross-validation studies, and two controlled</w:t>
+      </w:r>
+      <w:r>
+        <w:t xml:space="preserve"> </w:t>
+      </w:r>
+      <w:r>
+        <w:t xml:space="preserve">LLM-endpoint benchmarks. All raw data and analysers live in the</w:t>
+      </w:r>
+      <w:r>
+        <w:t xml:space="preserve"> </w:t>
+      </w:r>
+      <w:r>
+        <w:t xml:space="preserve">repository’s</w:t>
+      </w:r>
+      <w:r>
+        <w:t xml:space="preserve"> </w:t>
+      </w:r>
+      <w:r>
+        <w:rPr>
+          <w:rStyle w:val="VerbatimChar"/>
+        </w:rPr>
+        <w:t xml:space="preserve">scripts/</w:t>
+      </w:r>
+      <w:r>
+        <w:t xml:space="preserve"> </w:t>
+      </w:r>
+      <w:r>
+        <w:t xml:space="preserve">directory; per-study writeups are in</w:t>
+      </w:r>
+      <w:r>
+        <w:t xml:space="preserve"> </w:t>
+      </w:r>
+      <w:r>
+        <w:rPr>
+          <w:rStyle w:val="VerbatimChar"/>
+        </w:rPr>
+        <w:t xml:space="preserve">docs/</w:t>
+      </w:r>
       <w:r>
         <w:t xml:space="preserve">.</w:t>
+      </w:r>
+      <w:r>
+        <w:t xml:space="preserve"> </w:t>
+      </w:r>
+      <w:r>
+        <w:t xml:space="preserve">Headlines:</w:t>
       </w:r>
     </w:p>
     <w:p>
@@ -1499,7 +1495,7 @@
           <w:b/>
           <w:bCs/>
         </w:rPr>
-        <w:t xml:space="preserve">Text-layer recall (v10, 100 OpenAlex retracted + 100 matched</w:t>
+        <w:t xml:space="preserve">Text-layer recall (v10, 100 retracted + 100 OpenAlex matched</w:t>
       </w:r>
       <w:r>
         <w:rPr>
@@ -1513,37 +1509,37 @@
           <w:b/>
           <w:bCs/>
         </w:rPr>
-        <w:t xml:space="preserve">controls via Europe PMC; 95 with parsable full text).</w:t>
-      </w:r>
-      <w:r>
-        <w:t xml:space="preserve"> </w:t>
-      </w:r>
-      <w:r>
-        <w:t xml:space="preserve">At the default 0.003 lexical-density</w:t>
-      </w:r>
-      <w:r>
-        <w:t xml:space="preserve"> </w:t>
-      </w:r>
-      <w:r>
-        <w:t xml:space="preserve">threshold T6 has positive likelihood ratio LR+ ≈ 0 against</w:t>
-      </w:r>
-      <w:r>
-        <w:t xml:space="preserve"> </w:t>
-      </w:r>
-      <w:r>
-        <w:t xml:space="preserve">Nature-tier post-publication retractions — copy-editing largely</w:t>
-      </w:r>
-      <w:r>
-        <w:t xml:space="preserve"> </w:t>
-      </w:r>
-      <w:r>
-        <w:t xml:space="preserve">removes lexical LLM markers before publication. At a stricter</w:t>
-      </w:r>
-      <w:r>
-        <w:t xml:space="preserve"> </w:t>
-      </w:r>
-      <w:r>
-        <w:t xml:space="preserve">0.001 threshold T6 achieves</w:t>
+        <w:t xml:space="preserve">controls via Europe PMC, 95 analysable).</w:t>
+      </w:r>
+      <w:r>
+        <w:t xml:space="preserve"> </w:t>
+      </w:r>
+      <w:r>
+        <w:t xml:space="preserve">The T6 lexical detector</w:t>
+      </w:r>
+      <w:r>
+        <w:t xml:space="preserve"> </w:t>
+      </w:r>
+      <w:r>
+        <w:t xml:space="preserve">at its default 0.003 density threshold yields LR+ ≈ 0 against</w:t>
+      </w:r>
+      <w:r>
+        <w:t xml:space="preserve"> </w:t>
+      </w:r>
+      <w:r>
+        <w:t xml:space="preserve">Nature-tier post-publication retractions, where copy-editing</w:t>
+      </w:r>
+      <w:r>
+        <w:t xml:space="preserve"> </w:t>
+      </w:r>
+      <w:r>
+        <w:t xml:space="preserve">removes lexical LLM markers; at a stricter 0.001 threshold it</w:t>
+      </w:r>
+      <w:r>
+        <w:t xml:space="preserve"> </w:t>
+      </w:r>
+      <w:r>
+        <w:t xml:space="preserve">yields</w:t>
       </w:r>
       <w:r>
         <w:t xml:space="preserve"> </w:t>
@@ -1556,47 +1552,31 @@
         <w:t xml:space="preserve">LR+ = ∞ (1 TP / 0 FP)</w:t>
       </w:r>
       <w:r>
-        <w:t xml:space="preserve">: one</w:t>
-      </w:r>
-      <w:r>
-        <w:t xml:space="preserve"> </w:t>
-      </w:r>
-      <w:r>
-        <w:t xml:space="preserve">retracted manuscript exceeds the density bar while every control</w:t>
-      </w:r>
-      <w:r>
-        <w:t xml:space="preserve"> </w:t>
-      </w:r>
-      <w:r>
-        <w:t xml:space="preserve">stays below. T6’s operating point is therefore the</w:t>
-      </w:r>
-      <w:r>
-        <w:t xml:space="preserve"> </w:t>
-      </w:r>
-      <w:r>
-        <w:rPr>
-          <w:b/>
-          <w:bCs/>
-        </w:rPr>
-        <w:t xml:space="preserve">pre-submission / preprint</w:t>
-      </w:r>
-      <w:r>
-        <w:t xml:space="preserve"> </w:t>
-      </w:r>
-      <w:r>
-        <w:t xml:space="preserve">stage, not post-publication</w:t>
-      </w:r>
-      <w:r>
-        <w:t xml:space="preserve"> </w:t>
-      </w:r>
-      <w:r>
-        <w:t xml:space="preserve">forensics. Both numbers are public; the conservative default is</w:t>
-      </w:r>
-      <w:r>
-        <w:t xml:space="preserve"> </w:t>
-      </w:r>
-      <w:r>
-        <w:t xml:space="preserve">the one shipped in the CLI.</w:t>
+        <w:t xml:space="preserve">. T6’s operating point is the</w:t>
+      </w:r>
+      <w:r>
+        <w:t xml:space="preserve"> </w:t>
+      </w:r>
+      <w:r>
+        <w:t xml:space="preserve">pre-submission / preprint stage, not post-publication forensics</w:t>
+      </w:r>
+      <w:r>
+        <w:t xml:space="preserve"> </w:t>
+      </w:r>
+      <w:r>
+        <w:t xml:space="preserve">(see</w:t>
+      </w:r>
+      <w:r>
+        <w:t xml:space="preserve"> </w:t>
+      </w:r>
+      <w:r>
+        <w:rPr>
+          <w:rStyle w:val="VerbatimChar"/>
+        </w:rPr>
+        <w:t xml:space="preserve">docs/recall_test_v10.md</w:t>
+      </w:r>
+      <w:r>
+        <w:t xml:space="preserve">).</w:t>
       </w:r>
     </w:p>
     <w:p>
@@ -1626,245 +1606,124 @@
           <w:b/>
           <w:bCs/>
         </w:rPr>
-        <w:t xml:space="preserve">analysable; raw arm sizes 200 + 83 before OA-fetch attrition,</w:t>
+        <w:t xml:space="preserve">analysable).</w:t>
+      </w:r>
+      <w:r>
+        <w:t xml:space="preserve"> </w:t>
+      </w:r>
+      <w:r>
+        <w:t xml:space="preserve">At the documented</w:t>
+      </w:r>
+      <w:r>
+        <w:t xml:space="preserve"> </w:t>
+      </w:r>
+      <w:r>
+        <w:rPr>
+          <w:rStyle w:val="VerbatimChar"/>
+        </w:rPr>
+        <w:t xml:space="preserve">z=6 / cluster=8</w:t>
+      </w:r>
+      <w:r>
+        <w:t xml:space="preserve"> </w:t>
+      </w:r>
+      <w:r>
+        <w:t xml:space="preserve">defaults all</w:t>
+      </w:r>
+      <w:r>
+        <w:t xml:space="preserve"> </w:t>
+      </w:r>
+      <w:r>
+        <w:t xml:space="preserve">three image detectors converge to</w:t>
+      </w:r>
+      <w:r>
+        <w:t xml:space="preserve"> </w:t>
       </w:r>
       <w:r>
         <w:rPr>
           <w:b/>
           <w:bCs/>
         </w:rPr>
-        <w:t xml:space="preserve"> </w:t>
-      </w:r>
-      <w:r>
-        <w:rPr>
-          <w:b/>
-          <w:bCs/>
-        </w:rPr>
-        <w:t xml:space="preserve">with</w:t>
-      </w:r>
-      <w:r>
-        <w:rPr>
-          <w:b/>
-          <w:bCs/>
-        </w:rPr>
+        <w:t xml:space="preserve">LR+ ≈ 1</w:t>
+      </w:r>
+      <w:r>
+        <w:t xml:space="preserve"> </w:t>
+      </w:r>
+      <w:r>
+        <w:t xml:space="preserve">(F1 1.09, F4 0.96,</w:t>
+      </w:r>
+      <w:r>
+        <w:t xml:space="preserve"> </w:t>
+      </w:r>
+      <w:r>
+        <w:t xml:space="preserve">F6 0.89, with 95 % Wilson CIs all bracketing 1). The image layer</w:t>
+      </w:r>
+      <w:r>
+        <w:t xml:space="preserve"> </w:t>
+      </w:r>
+      <w:r>
+        <w:t xml:space="preserve">is structurally tuned to the Bik-style patch-splice failure mode</w:t>
+      </w:r>
+      <w:r>
+        <w:t xml:space="preserve"> </w:t>
+      </w:r>
+      <w:r>
+        <w:t xml:space="preserve">(</w:t>
+      </w:r>
+      <w:hyperlink w:anchor="ref-bik2016prevalence">
+        <w:r>
+          <w:rPr>
+            <w:rStyle w:val="Hyperlink"/>
+          </w:rPr>
+          <w:t xml:space="preserve">Bik et al. 2016</w:t>
+        </w:r>
+      </w:hyperlink>
+      <w:r>
+        <w:t xml:space="preserve">)</w:t>
+      </w:r>
+      <w:r>
+        <w:t xml:space="preserve">, which is rare in randomly-sampled retracted</w:t>
+      </w:r>
+      <w:r>
+        <w:t xml:space="preserve"> </w:t>
+      </w:r>
+      <w:r>
+        <w:t xml:space="preserve">papers; on the biomedical OA corpus dominated by statistical-</w:t>
+      </w:r>
+      <w:r>
+        <w:t xml:space="preserve"> </w:t>
+      </w:r>
+      <w:r>
+        <w:t xml:space="preserve">fabrication, paper-mill, and image-reuse failures, single-</w:t>
+      </w:r>
+      <w:r>
+        <w:t xml:space="preserve"> </w:t>
+      </w:r>
+      <w:r>
+        <w:t xml:space="preserve">detector image LR+ is indistinguishable from chance. The layer</w:t>
+      </w:r>
+      <w:r>
+        <w:t xml:space="preserve"> </w:t>
+      </w:r>
+      <w:r>
+        <w:t xml:space="preserve">retains value as a contributor to the cross-detector combiner</w:t>
+      </w:r>
+      <w:r>
+        <w:t xml:space="preserve"> </w:t>
+      </w:r>
+      <w:r>
+        <w:t xml:space="preserve">(see</w:t>
+      </w:r>
+      <w:r>
         <w:t xml:space="preserve"> </w:t>
       </w:r>
       <w:r>
         <w:rPr>
           <w:rStyle w:val="VerbatimChar"/>
-          <w:b/>
-          <w:bCs/>
-        </w:rPr>
-        <w:t xml:space="preserve">has_pmid:true</w:t>
-      </w:r>
-      <w:r>
-        <w:rPr>
-          <w:b/>
-          <w:bCs/>
-        </w:rPr>
-        <w:t xml:space="preserve"> </w:t>
-      </w:r>
-      <w:r>
-        <w:rPr>
-          <w:b/>
-          <w:bCs/>
-        </w:rPr>
-        <w:t xml:space="preserve">filter on both arms to reduce v5’s</w:t>
-      </w:r>
-      <w:r>
-        <w:rPr>
-          <w:b/>
-          <w:bCs/>
-        </w:rPr>
-        <w:t xml:space="preserve"> </w:t>
-      </w:r>
-      <w:r>
-        <w:rPr>
-          <w:b/>
-          <w:bCs/>
-        </w:rPr>
-        <w:t xml:space="preserve">attrition asymmetry).</w:t>
-      </w:r>
-      <w:r>
-        <w:t xml:space="preserve"> </w:t>
-      </w:r>
-      <w:r>
-        <w:t xml:space="preserve">At the documented</w:t>
-      </w:r>
-      <w:r>
-        <w:t xml:space="preserve"> </w:t>
-      </w:r>
-      <w:r>
-        <w:rPr>
-          <w:rStyle w:val="VerbatimChar"/>
-        </w:rPr>
-        <w:t xml:space="preserve">z=6 / cluster=8</w:t>
-      </w:r>
-      <w:r>
-        <w:t xml:space="preserve"> </w:t>
-      </w:r>
-      <w:r>
-        <w:t xml:space="preserve">defaults all three image detectors converge to</w:t>
-      </w:r>
-      <w:r>
-        <w:t xml:space="preserve"> </w:t>
-      </w:r>
-      <w:r>
-        <w:rPr>
-          <w:b/>
-          <w:bCs/>
-        </w:rPr>
-        <w:t xml:space="preserve">LR+ ≈ 1</w:t>
-      </w:r>
-      <w:r>
-        <w:t xml:space="preserve">:</w:t>
-      </w:r>
-      <w:r>
-        <w:t xml:space="preserve"> </w:t>
-      </w:r>
-      <w:r>
-        <w:t xml:space="preserve">F6 (patch-splice) 0.89, 95 % Wilson CI [0.74, 1.12]; F4</w:t>
-      </w:r>
-      <w:r>
-        <w:t xml:space="preserve"> </w:t>
-      </w:r>
-      <w:r>
-        <w:t xml:space="preserve">(cross-paper pHash) 0.96 [0.28, 3.46]; F1 (intra-paper pHash)</w:t>
-      </w:r>
-      <w:r>
-        <w:t xml:space="preserve"> </w:t>
-      </w:r>
-      <w:r>
-        <w:t xml:space="preserve">1.09 [0.44, 2.86]. v5’s apparent F4 LR+ = 4.36 (1 false</w:t>
-      </w:r>
-      <w:r>
-        <w:t xml:space="preserve"> </w:t>
-      </w:r>
-      <w:r>
-        <w:t xml:space="preserve">positive in 48 controls) collapses to 0.96 with 5 false</w:t>
-      </w:r>
-      <w:r>
-        <w:t xml:space="preserve"> </w:t>
-      </w:r>
-      <w:r>
-        <w:t xml:space="preserve">positives in 49 controls — that earlier figure was the</w:t>
-      </w:r>
-      <w:r>
-        <w:t xml:space="preserve"> </w:t>
-      </w:r>
-      <w:r>
-        <w:t xml:space="preserve">small-sample artifact v5 had already flagged but could not</w:t>
-      </w:r>
-      <w:r>
-        <w:t xml:space="preserve"> </w:t>
-      </w:r>
-      <w:r>
-        <w:t xml:space="preserve">yet quantify. The image layer at PaperGuard’s published</w:t>
-      </w:r>
-      <w:r>
-        <w:t xml:space="preserve"> </w:t>
-      </w:r>
-      <w:r>
-        <w:t xml:space="preserve">defaults is</w:t>
-      </w:r>
-      <w:r>
-        <w:t xml:space="preserve"> </w:t>
-      </w:r>
-      <w:r>
-        <w:rPr>
-          <w:b/>
-          <w:bCs/>
-        </w:rPr>
-        <w:t xml:space="preserve">structurally tuned to the Bik-style</w:t>
-      </w:r>
-      <w:r>
-        <w:rPr>
-          <w:b/>
-          <w:bCs/>
-        </w:rPr>
-        <w:t xml:space="preserve"> </w:t>
-      </w:r>
-      <w:r>
-        <w:rPr>
-          <w:b/>
-          <w:bCs/>
-        </w:rPr>
-        <w:t xml:space="preserve">patch-splice / Western-blot-duplication failure mode</w:t>
-      </w:r>
-      <w:r>
-        <w:t xml:space="preserve">, which</w:t>
-      </w:r>
-      <w:r>
-        <w:t xml:space="preserve"> </w:t>
-      </w:r>
-      <w:r>
-        <w:t xml:space="preserve">is rare in randomly-sampled retracted papers; on the</w:t>
-      </w:r>
-      <w:r>
-        <w:t xml:space="preserve"> </w:t>
-      </w:r>
-      <w:r>
-        <w:t xml:space="preserve">biomedical OA corpus dominated by statistical-fabrication,</w:t>
-      </w:r>
-      <w:r>
-        <w:t xml:space="preserve"> </w:t>
-      </w:r>
-      <w:r>
-        <w:t xml:space="preserve">paper-mill, and image-reuse failures, the layer’s single-</w:t>
-      </w:r>
-      <w:r>
-        <w:t xml:space="preserve"> </w:t>
-      </w:r>
-      <w:r>
-        <w:t xml:space="preserve">detector LR+ is indistinguishable from chance. PaperGuard</w:t>
-      </w:r>
-      <w:r>
-        <w:t xml:space="preserve"> </w:t>
-      </w:r>
-      <w:r>
-        <w:t xml:space="preserve">publishes this study at face value precisely because the</w:t>
-      </w:r>
-      <w:r>
-        <w:t xml:space="preserve"> </w:t>
-      </w:r>
-      <w:r>
-        <w:t xml:space="preserve">alternative — quoting v4’s small-N LR+ of 1.63 as if it were</w:t>
-      </w:r>
-      <w:r>
-        <w:t xml:space="preserve"> </w:t>
-      </w:r>
-      <w:r>
-        <w:t xml:space="preserve">a calibrated operating point — would be the kind of</w:t>
-      </w:r>
-      <w:r>
-        <w:t xml:space="preserve"> </w:t>
-      </w:r>
-      <w:r>
-        <w:t xml:space="preserve">mis-calibration the tool exists to flag. The image layer</w:t>
-      </w:r>
-      <w:r>
-        <w:t xml:space="preserve"> </w:t>
-      </w:r>
-      <w:r>
-        <w:t xml:space="preserve">retains value as a contributor to the cross-detector</w:t>
-      </w:r>
-      <w:r>
-        <w:t xml:space="preserve"> </w:t>
-      </w:r>
-      <w:r>
-        <w:t xml:space="preserve">combiner; future work needs F6 calibration against a</w:t>
-      </w:r>
-      <w:r>
-        <w:t xml:space="preserve"> </w:t>
-      </w:r>
-      <w:r>
-        <w:t xml:space="preserve">Bik-curated patch-splice corpus that is not publicly</w:t>
-      </w:r>
-      <w:r>
-        <w:t xml:space="preserve"> </w:t>
-      </w:r>
-      <w:r>
-        <w:t xml:space="preserve">redistributable today.</w:t>
+        </w:rPr>
+        <w:t xml:space="preserve">docs/recall_image_v6.md</w:t>
+      </w:r>
+      <w:r>
+        <w:t xml:space="preserve">).</w:t>
       </w:r>
     </w:p>
     <w:p>
@@ -1880,7 +1739,7 @@
           <w:b/>
           <w:bCs/>
         </w:rPr>
-        <w:t xml:space="preserve">Industrial-layer recall (v1, 2 domains × N=50 clean + 50</w:t>
+        <w:t xml:space="preserve">Industrial-layer recall (v1, 2 domains × 50+50 synthetic</w:t>
       </w:r>
       <w:r>
         <w:rPr>
@@ -1894,25 +1753,13 @@
           <w:b/>
           <w:bCs/>
         </w:rPr>
-        <w:t xml:space="preserve">tampered = 200 synthetic datasets total).</w:t>
-      </w:r>
-      <w:r>
-        <w:t xml:space="preserve"> </w:t>
-      </w:r>
-      <w:r>
-        <w:t xml:space="preserve">On the wastewater</w:t>
-      </w:r>
-      <w:r>
-        <w:t xml:space="preserve"> </w:t>
-      </w:r>
-      <w:r>
-        <w:t xml:space="preserve">domain at template-default thresholds, I5 (batch-repetition</w:t>
-      </w:r>
-      <w:r>
-        <w:t xml:space="preserve"> </w:t>
-      </w:r>
-      <w:r>
-        <w:t xml:space="preserve">detection) achieves</w:t>
+        <w:t xml:space="preserve">datasets).</w:t>
+      </w:r>
+      <w:r>
+        <w:t xml:space="preserve"> </w:t>
+      </w:r>
+      <w:r>
+        <w:t xml:space="preserve">I5 (batch-repetition) achieves</w:t>
       </w:r>
       <w:r>
         <w:t xml:space="preserve"> </w:t>
@@ -1928,71 +1775,43 @@
         <w:t xml:space="preserve"> </w:t>
       </w:r>
       <w:r>
-        <w:t xml:space="preserve">(60 % TPR, 0 % FPR); I1</w:t>
-      </w:r>
-      <w:r>
-        <w:t xml:space="preserve"> </w:t>
-      </w:r>
-      <w:r>
-        <w:t xml:space="preserve">(mass-balance) and I2 (timestamp integrity) fire on 100 %</w:t>
-      </w:r>
-      <w:r>
-        <w:t xml:space="preserve"> </w:t>
-      </w:r>
-      <w:r>
-        <w:t xml:space="preserve">TPR / 100 % FPR at the same defaults, indicating their</w:t>
-      </w:r>
-      <w:r>
-        <w:t xml:space="preserve"> </w:t>
-      </w:r>
-      <w:r>
-        <w:t xml:space="preserve">out-of-the-box tolerances need calibration to the local plant’s</w:t>
-      </w:r>
-      <w:r>
-        <w:t xml:space="preserve"> </w:t>
-      </w:r>
-      <w:r>
-        <w:t xml:space="preserve">noise floor before they discriminate. On the pharma domain all</w:t>
-      </w:r>
-      <w:r>
-        <w:t xml:space="preserve"> </w:t>
-      </w:r>
-      <w:r>
-        <w:t xml:space="preserve">three detectors fire at 100 % / 100 %. The industrial layer is</w:t>
-      </w:r>
-      <w:r>
-        <w:t xml:space="preserve"> </w:t>
-      </w:r>
-      <w:r>
-        <w:t xml:space="preserve">the most recent addition and has no direct prior art in the</w:t>
-      </w:r>
-      <w:r>
-        <w:t xml:space="preserve"> </w:t>
-      </w:r>
-      <w:r>
-        <w:t xml:space="preserve">academic-integrity literature; this study sets a</w:t>
-      </w:r>
-      <w:r>
-        <w:t xml:space="preserve"> </w:t>
-      </w:r>
-      <w:r>
-        <w:rPr>
-          <w:b/>
-          <w:bCs/>
-        </w:rPr>
-        <w:t xml:space="preserve">lower bound</w:t>
-      </w:r>
-      <w:r>
-        <w:t xml:space="preserve"> </w:t>
-      </w:r>
-      <w:r>
-        <w:t xml:space="preserve">on detector capability against synthetic ground truth, not an</w:t>
-      </w:r>
-      <w:r>
-        <w:t xml:space="preserve"> </w:t>
-      </w:r>
-      <w:r>
-        <w:t xml:space="preserve">upper bound against real EPA / FDA enforcement actions.</w:t>
+        <w:t xml:space="preserve">on the</w:t>
+      </w:r>
+      <w:r>
+        <w:t xml:space="preserve"> </w:t>
+      </w:r>
+      <w:r>
+        <w:t xml:space="preserve">wastewater domain at template defaults (60 % TPR / 0 % FPR);</w:t>
+      </w:r>
+      <w:r>
+        <w:t xml:space="preserve"> </w:t>
+      </w:r>
+      <w:r>
+        <w:t xml:space="preserve">I1 and I2 fire 100 % / 100 % indicating their tolerances need</w:t>
+      </w:r>
+      <w:r>
+        <w:t xml:space="preserve"> </w:t>
+      </w:r>
+      <w:r>
+        <w:t xml:space="preserve">per-plant calibration. No direct prior art exists in the</w:t>
+      </w:r>
+      <w:r>
+        <w:t xml:space="preserve"> </w:t>
+      </w:r>
+      <w:r>
+        <w:t xml:space="preserve">academic-integrity literature (see</w:t>
+      </w:r>
+      <w:r>
+        <w:t xml:space="preserve"> </w:t>
+      </w:r>
+      <w:r>
+        <w:rPr>
+          <w:rStyle w:val="VerbatimChar"/>
+        </w:rPr>
+        <w:t xml:space="preserve">docs/recall_industrial_v1.md</w:t>
+      </w:r>
+      <w:r>
+        <w:t xml:space="preserve">).</w:t>
       </w:r>
     </w:p>
     <w:p>
@@ -2008,25 +1827,13 @@
           <w:b/>
           <w:bCs/>
         </w:rPr>
-        <w:t xml:space="preserve">B4 statcheck cross-validation (N=41 ground-truth corpus).</w:t>
-      </w:r>
-      <w:r>
-        <w:t xml:space="preserve"> </w:t>
-      </w:r>
-      <w:r>
-        <w:t xml:space="preserve">Against an independent scipy-based p-value reference, B4 achieves</w:t>
-      </w:r>
-      <w:r>
-        <w:t xml:space="preserve"> </w:t>
-      </w:r>
-      <w:r>
-        <w:t xml:space="preserve">recall = 100 % and decision-flip recall = 94.12 %. A separate</w:t>
-      </w:r>
-      <w:r>
-        <w:t xml:space="preserve"> </w:t>
-      </w:r>
-      <w:r>
-        <w:t xml:space="preserve">cross-validation directly against the R</w:t>
+        <w:t xml:space="preserve">B4 statcheck cross-validation (N=41).</w:t>
+      </w:r>
+      <w:r>
+        <w:t xml:space="preserve"> </w:t>
+      </w:r>
+      <w:r>
+        <w:t xml:space="preserve">Against the R</w:t>
       </w:r>
       <w:r>
         <w:t xml:space="preserve"> </w:t>
@@ -2041,19 +1848,19 @@
         <w:t xml:space="preserve"> </w:t>
       </w:r>
       <w:r>
-        <w:t xml:space="preserve">package on the</w:t>
-      </w:r>
-      <w:r>
-        <w:t xml:space="preserve"> </w:t>
-      </w:r>
-      <w:r>
-        <w:t xml:space="preserve">same corpus yields Cohen’s κ = 0.79 (Landis-Koch substantial</w:t>
-      </w:r>
-      <w:r>
-        <w:t xml:space="preserve"> </w:t>
-      </w:r>
-      <w:r>
-        <w:t xml:space="preserve">agreement) on the decision-flip class</w:t>
+        <w:t xml:space="preserve">package on the same corpus, B4 achieves Cohen’s</w:t>
+      </w:r>
+      <w:r>
+        <w:t xml:space="preserve"> </w:t>
+      </w:r>
+      <w:r>
+        <w:t xml:space="preserve">κ = 0.79 on the decision-flip class — Landis-Koch substantial</w:t>
+      </w:r>
+      <w:r>
+        <w:t xml:space="preserve"> </w:t>
+      </w:r>
+      <w:r>
+        <w:t xml:space="preserve">agreement</w:t>
       </w:r>
       <w:r>
         <w:t xml:space="preserve"> </w:t>
@@ -2087,7 +1894,22 @@
         <w:t xml:space="preserve">)</w:t>
       </w:r>
       <w:r>
-        <w:t xml:space="preserve">.</w:t>
+        <w:t xml:space="preserve"> </w:t>
+      </w:r>
+      <w:r>
+        <w:t xml:space="preserve">(see</w:t>
+      </w:r>
+      <w:r>
+        <w:t xml:space="preserve"> </w:t>
+      </w:r>
+      <w:r>
+        <w:rPr>
+          <w:rStyle w:val="VerbatimChar"/>
+        </w:rPr>
+        <w:t xml:space="preserve">docs/crossval_statcheck_kappa.md</w:t>
+      </w:r>
+      <w:r>
+        <w:t xml:space="preserve">).</w:t>
       </w:r>
     </w:p>
     <w:p>
@@ -2117,82 +1939,13 @@
           <w:b/>
           <w:bCs/>
         </w:rPr>
-        <w:t xml:space="preserve">(10+10 controlled corpus per run).</w:t>
-      </w:r>
-      <w:r>
-        <w:t xml:space="preserve"> </w:t>
-      </w:r>
-      <w:r>
-        <w:t xml:space="preserve">Across the five real-logprobs</w:t>
-      </w:r>
-      <w:r>
-        <w:t xml:space="preserve"> </w:t>
-      </w:r>
-      <w:r>
-        <w:t xml:space="preserve">endpoints tested, the four OpenAI models all show reversed</w:t>
-      </w:r>
-      <w:r>
-        <w:t xml:space="preserve"> </w:t>
-      </w:r>
-      <w:r>
-        <w:t xml:space="preserve">direction (AI continuation perplexity &gt; human, opposite of the</w:t>
-      </w:r>
-      <w:r>
-        <w:t xml:space="preserve"> </w:t>
-      </w:r>
-      <w:r>
-        <w:t xml:space="preserve">classical DetectGPT assumption), while the one non-OpenAI</w:t>
-      </w:r>
-      <w:r>
-        <w:t xml:space="preserve"> </w:t>
-      </w:r>
-      <w:r>
-        <w:t xml:space="preserve">endpoint (Groq</w:t>
-      </w:r>
-      <w:r>
-        <w:t xml:space="preserve"> </w:t>
-      </w:r>
-      <w:r>
-        <w:rPr>
-          <w:rStyle w:val="VerbatimChar"/>
-        </w:rPr>
-        <w:t xml:space="preserve">qwen/qwen3-32b</w:t>
-      </w:r>
-      <w:r>
-        <w:t xml:space="preserve">) shows the textbook direction.</w:t>
-      </w:r>
-      <w:r>
-        <w:t xml:space="preserve"> </w:t>
-      </w:r>
-      <w:r>
-        <w:t xml:space="preserve">At an inverted threshold equal to the maximum human perplexity</w:t>
-      </w:r>
-      <w:r>
-        <w:t xml:space="preserve"> </w:t>
-      </w:r>
-      <w:r>
-        <w:t xml:space="preserve">observed in the corpus, three of four OpenAI runs yield</w:t>
-      </w:r>
-      <w:r>
-        <w:t xml:space="preserve"> </w:t>
-      </w:r>
-      <w:r>
-        <w:t xml:space="preserve">LR+ = ∞ (i.e. no false positive) at TPR 70–90 %:</w:t>
-      </w:r>
-      <w:r>
-        <w:t xml:space="preserve"> </w:t>
-      </w:r>
-      <w:r>
-        <w:rPr>
-          <w:rStyle w:val="VerbatimChar"/>
-        </w:rPr>
-        <w:t xml:space="preserve">gpt-3.5-turbo</w:t>
-      </w:r>
-      <w:r>
-        <w:t xml:space="preserve"> </w:t>
-      </w:r>
-      <w:r>
-        <w:t xml:space="preserve">(LR+ = ∞, TPR 90 %,</w:t>
+        <w:t xml:space="preserve">(10 + 10 corpus).</w:t>
+      </w:r>
+      <w:r>
+        <w:t xml:space="preserve"> </w:t>
+      </w:r>
+      <w:r>
+        <w:t xml:space="preserve">All four OpenAI models with logprobs show</w:t>
       </w:r>
       <w:r>
         <w:t xml:space="preserve"> </w:t>
@@ -2202,28 +1955,13 @@
           <w:i/>
           <w:iCs/>
         </w:rPr>
-        <w:t xml:space="preserve">p</w:t>
-      </w:r>
-      <w:r>
-        <w:t xml:space="preserve"> </w:t>
-      </w:r>
-      <w:r>
-        <w:t xml:space="preserve">= 0.0009),</w:t>
-      </w:r>
-      <w:r>
-        <w:t xml:space="preserve"> </w:t>
-      </w:r>
-      <w:r>
-        <w:rPr>
-          <w:rStyle w:val="VerbatimChar"/>
-        </w:rPr>
-        <w:t xml:space="preserve">gpt-4</w:t>
-      </w:r>
-      <w:r>
-        <w:t xml:space="preserve"> </w:t>
-      </w:r>
-      <w:r>
-        <w:t xml:space="preserve">(LR+ = ∞, TPR 90 %,</w:t>
+        <w:t xml:space="preserve">reversed</w:t>
+      </w:r>
+      <w:r>
+        <w:t xml:space="preserve"> </w:t>
+      </w:r>
+      <w:r>
+        <w:t xml:space="preserve">direction (AI ppl &gt; human ppl) at</w:t>
       </w:r>
       <w:r>
         <w:t xml:space="preserve"> </w:t>
@@ -2239,53 +1977,67 @@
         <w:t xml:space="preserve"> </w:t>
       </w:r>
       <w:r>
-        <w:t xml:space="preserve">= 2.1 × 10⁻⁶),</w:t>
-      </w:r>
-      <w:r>
-        <w:t xml:space="preserve"> </w:t>
+        <w:t xml:space="preserve">ranging from</w:t>
+      </w:r>
+      <w:r>
+        <w:t xml:space="preserve"> </w:t>
+      </w:r>
+      <w:r>
+        <w:t xml:space="preserve">0.047 (</w:t>
       </w:r>
       <w:r>
         <w:rPr>
           <w:rStyle w:val="VerbatimChar"/>
         </w:rPr>
-        <w:t xml:space="preserve">gpt-4o</w:t>
-      </w:r>
-      <w:r>
-        <w:t xml:space="preserve"> </w:t>
-      </w:r>
-      <w:r>
-        <w:t xml:space="preserve">(LR+ = ∞, TPR 70 %,</w:t>
-      </w:r>
-      <w:r>
-        <w:t xml:space="preserve"> </w:t>
-      </w:r>
-      <w:r>
-        <w:rPr>
-          <w:i/>
-          <w:iCs/>
-        </w:rPr>
-        <w:t xml:space="preserve">p</w:t>
-      </w:r>
-      <w:r>
-        <w:t xml:space="preserve"> </w:t>
-      </w:r>
-      <w:r>
-        <w:t xml:space="preserve">= 0.0011);</w:t>
-      </w:r>
-      <w:r>
-        <w:t xml:space="preserve"> </w:t>
+        <w:t xml:space="preserve">gpt-4o-mini</w:t>
+      </w:r>
+      <w:r>
+        <w:t xml:space="preserve">) to 2.1 × 10⁻⁶ (</w:t>
       </w:r>
       <w:r>
         <w:rPr>
           <w:rStyle w:val="VerbatimChar"/>
         </w:rPr>
-        <w:t xml:space="preserve">gpt-4o-mini</w:t>
-      </w:r>
-      <w:r>
-        <w:t xml:space="preserve"> </w:t>
-      </w:r>
-      <w:r>
-        <w:t xml:space="preserve">shows the same reversal more weakly</w:t>
+        <w:t xml:space="preserve">gpt-4</w:t>
+      </w:r>
+      <w:r>
+        <w:t xml:space="preserve">), with three of</w:t>
+      </w:r>
+      <w:r>
+        <w:t xml:space="preserve"> </w:t>
+      </w:r>
+      <w:r>
+        <w:t xml:space="preserve">four giving LR+ = ∞ (TPR 70–90 %, FPR 0 %) at max(human)</w:t>
+      </w:r>
+      <w:r>
+        <w:t xml:space="preserve"> </w:t>
+      </w:r>
+      <w:r>
+        <w:t xml:space="preserve">threshold. The non-OpenAI endpoint (Groq</w:t>
+      </w:r>
+      <w:r>
+        <w:t xml:space="preserve"> </w:t>
+      </w:r>
+      <w:r>
+        <w:rPr>
+          <w:rStyle w:val="VerbatimChar"/>
+        </w:rPr>
+        <w:t xml:space="preserve">qwen/qwen3-32b</w:t>
+      </w:r>
+      <w:r>
+        <w:t xml:space="preserve">)</w:t>
+      </w:r>
+      <w:r>
+        <w:t xml:space="preserve"> </w:t>
+      </w:r>
+      <w:r>
+        <w:t xml:space="preserve">shows the textbook direction (LR+ = 1.69 weak). The pattern is</w:t>
+      </w:r>
+      <w:r>
+        <w:t xml:space="preserve"> </w:t>
+      </w:r>
+      <w:r>
+        <w:t xml:space="preserve">not monotonic in model size, and OpenAI reasoning models</w:t>
       </w:r>
       <w:r>
         <w:t xml:space="preserve"> </w:t>
@@ -2295,122 +2047,42 @@
       </w:r>
       <w:r>
         <w:rPr>
-          <w:i/>
-          <w:iCs/>
-        </w:rPr>
-        <w:t xml:space="preserve">p</w:t>
-      </w:r>
-      <w:r>
-        <w:t xml:space="preserve"> </w:t>
-      </w:r>
-      <w:r>
-        <w:t xml:space="preserve">= 0.047, LR+ = 1.57 at median(human)).</w:t>
-      </w:r>
-      <w:r>
-        <w:t xml:space="preserve"> </w:t>
-      </w:r>
-      <w:r>
-        <w:t xml:space="preserve">Groq</w:t>
-      </w:r>
-      <w:r>
-        <w:t xml:space="preserve"> </w:t>
-      </w:r>
-      <w:r>
-        <w:rPr>
           <w:rStyle w:val="VerbatimChar"/>
         </w:rPr>
-        <w:t xml:space="preserve">qwen/qwen3-32b</w:t>
-      </w:r>
-      <w:r>
-        <w:t xml:space="preserve"> </w:t>
-      </w:r>
-      <w:r>
-        <w:t xml:space="preserve">gives textbook-direction LR+ = 1.69</w:t>
-      </w:r>
-      <w:r>
-        <w:t xml:space="preserve"> </w:t>
-      </w:r>
-      <w:r>
-        <w:t xml:space="preserve">(</w:t>
-      </w:r>
-      <w:r>
-        <w:rPr>
-          <w:i/>
-          <w:iCs/>
-        </w:rPr>
-        <w:t xml:space="preserve">p</w:t>
-      </w:r>
-      <w:r>
-        <w:t xml:space="preserve"> </w:t>
-      </w:r>
-      <w:r>
-        <w:t xml:space="preserve">= 0.11, weak). The pattern is</w:t>
-      </w:r>
-      <w:r>
-        <w:t xml:space="preserve"> </w:t>
-      </w:r>
-      <w:r>
-        <w:rPr>
-          <w:b/>
-          <w:bCs/>
-        </w:rPr>
-        <w:t xml:space="preserve">not monotonic in model</w:t>
-      </w:r>
-      <w:r>
-        <w:rPr>
-          <w:b/>
-          <w:bCs/>
-        </w:rPr>
-        <w:t xml:space="preserve"> </w:t>
-      </w:r>
-      <w:r>
-        <w:rPr>
-          <w:b/>
-          <w:bCs/>
-        </w:rPr>
-        <w:t xml:space="preserve">size</w:t>
-      </w:r>
-      <w:r>
-        <w:t xml:space="preserve"> </w:t>
-      </w:r>
-      <w:r>
-        <w:t xml:space="preserve">— both</w:t>
-      </w:r>
-      <w:r>
-        <w:t xml:space="preserve"> </w:t>
+        <w:t xml:space="preserve">o1</w:t>
+      </w:r>
+      <w:r>
+        <w:t xml:space="preserve">/</w:t>
       </w:r>
       <w:r>
         <w:rPr>
           <w:rStyle w:val="VerbatimChar"/>
         </w:rPr>
-        <w:t xml:space="preserve">gpt-3.5-turbo</w:t>
-      </w:r>
-      <w:r>
-        <w:t xml:space="preserve"> </w:t>
-      </w:r>
-      <w:r>
-        <w:t xml:space="preserve">(small, early) and</w:t>
-      </w:r>
-      <w:r>
-        <w:t xml:space="preserve"> </w:t>
+        <w:t xml:space="preserve">o3-mini</w:t>
+      </w:r>
+      <w:r>
+        <w:t xml:space="preserve">/</w:t>
       </w:r>
       <w:r>
         <w:rPr>
           <w:rStyle w:val="VerbatimChar"/>
         </w:rPr>
-        <w:t xml:space="preserve">gpt-4</w:t>
-      </w:r>
-      <w:r>
-        <w:t xml:space="preserve"> </w:t>
-      </w:r>
-      <w:r>
-        <w:t xml:space="preserve">(older</w:t>
-      </w:r>
-      <w:r>
-        <w:t xml:space="preserve"> </w:t>
-      </w:r>
-      <w:r>
-        <w:t xml:space="preserve">base) outperform</w:t>
+        <w:t xml:space="preserve">o4-mini</w:t>
+      </w:r>
+      <w:r>
+        <w:t xml:space="preserve">) API-block logprobs entirely. T7</w:t>
+      </w:r>
+      <w:r>
+        <w:t xml:space="preserve"> </w:t>
+      </w:r>
+      <w:r>
+        <w:t xml:space="preserve">inversion is exposed as a per-endpoint configuration choice</w:t>
+      </w:r>
+      <w:r>
+        <w:t xml:space="preserve"> </w:t>
+      </w:r>
+      <w:r>
+        <w:t xml:space="preserve">(auto-detected since 2.6.0) — see</w:t>
       </w:r>
       <w:r>
         <w:t xml:space="preserve"> </w:t>
@@ -2419,142 +2091,10 @@
         <w:rPr>
           <w:rStyle w:val="VerbatimChar"/>
         </w:rPr>
-        <w:t xml:space="preserve">gpt-4o</w:t>
-      </w:r>
-      <w:r>
-        <w:t xml:space="preserve"> </w:t>
-      </w:r>
-      <w:r>
-        <w:t xml:space="preserve">(newer, larger) at this task — so the</w:t>
-      </w:r>
-      <w:r>
-        <w:t xml:space="preserve"> </w:t>
-      </w:r>
-      <w:r>
-        <w:t xml:space="preserve">driver of the inversion is the specific RLHF training schedule</w:t>
-      </w:r>
-      <w:r>
-        <w:t xml:space="preserve"> </w:t>
-      </w:r>
-      <w:r>
-        <w:t xml:space="preserve">rather than parameter count. PaperGuard exposes the inversion</w:t>
-      </w:r>
-      <w:r>
-        <w:t xml:space="preserve"> </w:t>
-      </w:r>
-      <w:r>
-        <w:t xml:space="preserve">as a per-endpoint configuration choice</w:t>
-      </w:r>
-      <w:r>
-        <w:t xml:space="preserve"> </w:t>
-      </w:r>
-      <w:r>
-        <w:t xml:space="preserve">(</w:t>
-      </w:r>
-      <w:r>
-        <w:rPr>
-          <w:rStyle w:val="VerbatimChar"/>
-        </w:rPr>
-        <w:t xml:space="preserve">PAPERGUARD_T7_INVERT_THRESHOLD</w:t>
-      </w:r>
-      <w:r>
-        <w:t xml:space="preserve"> </w:t>
-      </w:r>
-      <w:r>
-        <w:t xml:space="preserve">env var, auto-detected for</w:t>
-      </w:r>
-      <w:r>
-        <w:t xml:space="preserve"> </w:t>
-      </w:r>
-      <w:r>
-        <w:t xml:space="preserve">OpenAI endpoints since 2.6.0). OpenAI reasoning models</w:t>
-      </w:r>
-      <w:r>
-        <w:t xml:space="preserve"> </w:t>
-      </w:r>
-      <w:r>
-        <w:t xml:space="preserve">(</w:t>
-      </w:r>
-      <w:r>
-        <w:rPr>
-          <w:rStyle w:val="VerbatimChar"/>
-        </w:rPr>
-        <w:t xml:space="preserve">o1</w:t>
-      </w:r>
-      <w:r>
-        <w:t xml:space="preserve">,</w:t>
-      </w:r>
-      <w:r>
-        <w:t xml:space="preserve"> </w:t>
-      </w:r>
-      <w:r>
-        <w:rPr>
-          <w:rStyle w:val="VerbatimChar"/>
-        </w:rPr>
-        <w:t xml:space="preserve">o3-mini</w:t>
-      </w:r>
-      <w:r>
-        <w:t xml:space="preserve">,</w:t>
-      </w:r>
-      <w:r>
-        <w:t xml:space="preserve"> </w:t>
-      </w:r>
-      <w:r>
-        <w:rPr>
-          <w:rStyle w:val="VerbatimChar"/>
-        </w:rPr>
-        <w:t xml:space="preserve">o4-mini</w:t>
-      </w:r>
-      <w:r>
-        <w:t xml:space="preserve">) cannot be used as T7 reference LMs</w:t>
-      </w:r>
-      <w:r>
-        <w:t xml:space="preserve"> </w:t>
-      </w:r>
-      <w:r>
-        <w:t xml:space="preserve">at all: the OpenAI API returns HTTP 400</w:t>
-      </w:r>
-      <w:r>
-        <w:t xml:space="preserve"> </w:t>
-      </w:r>
-      <w:r>
-        <w:rPr>
-          <w:i/>
-          <w:iCs/>
-        </w:rPr>
-        <w:t xml:space="preserve">“You are not allowed</w:t>
-      </w:r>
-      <w:r>
-        <w:rPr>
-          <w:i/>
-          <w:iCs/>
-        </w:rPr>
-        <w:t xml:space="preserve"> </w:t>
-      </w:r>
-      <w:r>
-        <w:rPr>
-          <w:i/>
-          <w:iCs/>
-        </w:rPr>
-        <w:t xml:space="preserve">to request logprobs from this model”</w:t>
-      </w:r>
-      <w:r>
-        <w:t xml:space="preserve"> </w:t>
-      </w:r>
-      <w:r>
-        <w:t xml:space="preserve">— a clean infrastructure-</w:t>
-      </w:r>
-      <w:r>
-        <w:t xml:space="preserve"> </w:t>
-      </w:r>
-      <w:r>
-        <w:t xml:space="preserve">level confirmation of the structural-incompatibility claim</w:t>
-      </w:r>
-      <w:r>
-        <w:t xml:space="preserve"> </w:t>
-      </w:r>
-      <w:r>
-        <w:t xml:space="preserve">PaperGuard had previously argued only on empirical grounds.</w:t>
+        <w:t xml:space="preserve">docs/llm_detection_real_endpoints.md</w:t>
+      </w:r>
+      <w:r>
+        <w:t xml:space="preserve">.</w:t>
       </w:r>
     </w:p>
     <w:p>
@@ -2576,13 +2116,13 @@
         <w:t xml:space="preserve"> </w:t>
       </w:r>
       <w:r>
-        <w:t xml:space="preserve">Two real-endpoint runs.</w:t>
-      </w:r>
-      <w:r>
-        <w:t xml:space="preserve"> </w:t>
-      </w:r>
-      <w:r>
-        <w:t xml:space="preserve">On a non-reasoning paraphraser (OpenAI</w:t>
+        <w:t xml:space="preserve">On a non-reasoning</w:t>
+      </w:r>
+      <w:r>
+        <w:t xml:space="preserve"> </w:t>
+      </w:r>
+      <w:r>
+        <w:t xml:space="preserve">paraphraser (OpenAI</w:t>
       </w:r>
       <w:r>
         <w:t xml:space="preserve"> </w:t>
@@ -2594,49 +2134,41 @@
         <w:t xml:space="preserve">gpt-4o</w:t>
       </w:r>
       <w:r>
-        <w:t xml:space="preserve">, N=10+10) T8</w:t>
-      </w:r>
-      <w:r>
-        <w:t xml:space="preserve"> </w:t>
-      </w:r>
-      <w:r>
-        <w:t xml:space="preserve">yields LR+ = ∞ (2 / 10 TP, 0 / 10 FP) — the cleanest result</w:t>
-      </w:r>
-      <w:r>
-        <w:t xml:space="preserve"> </w:t>
-      </w:r>
-      <w:r>
-        <w:t xml:space="preserve">PaperGuard has on the DetectGPT family. On a reasoning-model</w:t>
-      </w:r>
-      <w:r>
-        <w:t xml:space="preserve"> </w:t>
-      </w:r>
-      <w:r>
-        <w:t xml:space="preserve">paraphraser (DeepSeek-v4-flash, N=10+10) the rewrites stay on</w:t>
-      </w:r>
-      <w:r>
-        <w:t xml:space="preserve"> </w:t>
-      </w:r>
-      <w:r>
-        <w:t xml:space="preserve">the LLM-likelihood manifold, the Mitchell-style probability-</w:t>
-      </w:r>
-      <w:r>
-        <w:t xml:space="preserve"> </w:t>
-      </w:r>
-      <w:r>
-        <w:t xml:space="preserve">curvature signal inverts, and measured LR+ collapses to 0.25 —</w:t>
-      </w:r>
-      <w:r>
-        <w:t xml:space="preserve"> </w:t>
-      </w:r>
-      <w:r>
-        <w:t xml:space="preserve">worse than coin flip — directly validating the structural</w:t>
-      </w:r>
-      <w:r>
-        <w:t xml:space="preserve"> </w:t>
-      </w:r>
-      <w:r>
-        <w:t xml:space="preserve">prediction made in</w:t>
+        <w:t xml:space="preserve">, N=10+10) T8 yields</w:t>
+      </w:r>
+      <w:r>
+        <w:t xml:space="preserve"> </w:t>
+      </w:r>
+      <w:r>
+        <w:rPr>
+          <w:b/>
+          <w:bCs/>
+        </w:rPr>
+        <w:t xml:space="preserve">LR+ = ∞</w:t>
+      </w:r>
+      <w:r>
+        <w:t xml:space="preserve"> </w:t>
+      </w:r>
+      <w:r>
+        <w:t xml:space="preserve">(2 / 10 TP, 0 / 10 FP). On a reasoning-model paraphraser</w:t>
+      </w:r>
+      <w:r>
+        <w:t xml:space="preserve"> </w:t>
+      </w:r>
+      <w:r>
+        <w:t xml:space="preserve">(DeepSeek-v4-flash) the rewrites stay on-manifold and LR+</w:t>
+      </w:r>
+      <w:r>
+        <w:t xml:space="preserve"> </w:t>
+      </w:r>
+      <w:r>
+        <w:t xml:space="preserve">collapses to 0.25 — directly validating the structural</w:t>
+      </w:r>
+      <w:r>
+        <w:t xml:space="preserve"> </w:t>
+      </w:r>
+      <w:r>
+        <w:t xml:space="preserve">prediction in</w:t>
       </w:r>
       <w:r>
         <w:t xml:space="preserve"> </w:t>
@@ -2656,40 +2188,84 @@
         <w:t xml:space="preserve">)</w:t>
       </w:r>
       <w:r>
-        <w:t xml:space="preserve">. The detector ships</w:t>
-      </w:r>
-      <w:r>
-        <w:t xml:space="preserve"> </w:t>
-      </w:r>
-      <w:r>
-        <w:t xml:space="preserve">an authoritative compatibility matrix</w:t>
-      </w:r>
-      <w:r>
-        <w:t xml:space="preserve"> </w:t>
-      </w:r>
-      <w:r>
-        <w:t xml:space="preserve">(</w:t>
+        <w:t xml:space="preserve">. The detector ships an</w:t>
+      </w:r>
+      <w:r>
+        <w:t xml:space="preserve"> </w:t>
+      </w:r>
+      <w:r>
+        <w:t xml:space="preserve">authoritative endpoint-compatibility matrix.</w:t>
+      </w:r>
+    </w:p>
+    <w:p>
+      <w:pPr>
+        <w:pStyle w:val="FirstParagraph"/>
+      </w:pPr>
+      <w:r>
+        <w:t xml:space="preserve">Publishing these numbers at face value — including the image-</w:t>
+      </w:r>
+      <w:r>
+        <w:t xml:space="preserve"> </w:t>
+      </w:r>
+      <w:r>
+        <w:t xml:space="preserve">layer’s LR+ ≈ 1 and the T7 inversion — is an explicit design</w:t>
+      </w:r>
+      <w:r>
+        <w:t xml:space="preserve"> </w:t>
+      </w:r>
+      <w:r>
+        <w:t xml:space="preserve">choice. PaperGuard publishes its own false-negative rates and</w:t>
+      </w:r>
+      <w:r>
+        <w:t xml:space="preserve"> </w:t>
+      </w:r>
+      <w:r>
+        <w:t xml:space="preserve">per-endpoint failure modes so users can calibrate trust.</w:t>
+      </w:r>
+    </w:p>
+    <w:bookmarkEnd w:id="12"/>
+    <w:bookmarkStart w:id="14" w:name="software-quality"/>
+    <w:p>
+      <w:pPr>
+        <w:pStyle w:val="Heading1"/>
+      </w:pPr>
+      <w:r>
+        <w:t xml:space="preserve">Software quality</w:t>
+      </w:r>
+    </w:p>
+    <w:p>
+      <w:pPr>
+        <w:pStyle w:val="FirstParagraph"/>
+      </w:pPr>
+      <w:r>
+        <w:t xml:space="preserve">PaperGuard 2.6.1 ships 103 source files with 539 unit and</w:t>
+      </w:r>
+      <w:r>
+        <w:t xml:space="preserve"> </w:t>
+      </w:r>
+      <w:r>
+        <w:t xml:space="preserve">integration tests (3 additional network-dependent tests deselected</w:t>
+      </w:r>
+      <w:r>
+        <w:t xml:space="preserve"> </w:t>
+      </w:r>
+      <w:r>
+        <w:t xml:space="preserve">by default). The project enforces</w:t>
+      </w:r>
+      <w:r>
+        <w:t xml:space="preserve"> </w:t>
       </w:r>
       <w:r>
         <w:rPr>
           <w:rStyle w:val="VerbatimChar"/>
         </w:rPr>
-        <w:t xml:space="preserve">docs/llm_detection_real_endpoints.md</w:t>
-      </w:r>
-      <w:r>
-        <w:t xml:space="preserve">) documenting which</w:t>
-      </w:r>
-      <w:r>
-        <w:t xml:space="preserve"> </w:t>
-      </w:r>
-      <w:r>
-        <w:t xml:space="preserve">endpoint classes the method is mathematically valid on</w:t>
-      </w:r>
-      <w:r>
-        <w:t xml:space="preserve"> </w:t>
-      </w:r>
-      <w:r>
-        <w:t xml:space="preserve">(non-reasoning</w:t>
+        <w:t xml:space="preserve">ruff</w:t>
+      </w:r>
+      <w:r>
+        <w:t xml:space="preserve"> </w:t>
+      </w:r>
+      <w:r>
+        <w:t xml:space="preserve">style checks and</w:t>
       </w:r>
       <w:r>
         <w:t xml:space="preserve"> </w:t>
@@ -2698,84 +2274,19 @@
         <w:rPr>
           <w:rStyle w:val="VerbatimChar"/>
         </w:rPr>
-        <w:t xml:space="preserve">gpt-4o</w:t>
-      </w:r>
-      <w:r>
-        <w:t xml:space="preserve">, self-hosted Llama-3.3-70B) and which it</w:t>
-      </w:r>
-      <w:r>
-        <w:t xml:space="preserve"> </w:t>
-      </w:r>
-      <w:r>
-        <w:t xml:space="preserve">is structurally incompatible with (OpenAI o-series,</w:t>
-      </w:r>
-      <w:r>
-        <w:t xml:space="preserve"> </w:t>
-      </w:r>
-      <w:r>
-        <w:t xml:space="preserve">DeepSeek-v4, Qwen3-thinking, GPT-5).</w:t>
-      </w:r>
-    </w:p>
-    <w:p>
-      <w:pPr>
-        <w:pStyle w:val="FirstParagraph"/>
-      </w:pPr>
-      <w:r>
-        <w:t xml:space="preserve">These transparent recall numbers — including the negative findings</w:t>
-      </w:r>
-      <w:r>
-        <w:t xml:space="preserve"> </w:t>
-      </w:r>
-      <w:r>
-        <w:t xml:space="preserve">and structural-incompatibility notes — are an explicit design choice.</w:t>
-      </w:r>
-      <w:r>
-        <w:t xml:space="preserve"> </w:t>
-      </w:r>
-      <w:r>
-        <w:t xml:space="preserve">PaperGuard publishes its own false-negative rate and per-endpoint</w:t>
-      </w:r>
-      <w:r>
-        <w:t xml:space="preserve"> </w:t>
-      </w:r>
-      <w:r>
-        <w:t xml:space="preserve">failure modes alongside its detection methodology so users can</w:t>
-      </w:r>
-      <w:r>
-        <w:t xml:space="preserve"> </w:t>
-      </w:r>
-      <w:r>
-        <w:t xml:space="preserve">calibrate trust.</w:t>
-      </w:r>
-    </w:p>
-    <w:bookmarkEnd w:id="14"/>
-    <w:bookmarkStart w:id="16" w:name="software-quality"/>
-    <w:p>
-      <w:pPr>
-        <w:pStyle w:val="Heading1"/>
-      </w:pPr>
-      <w:r>
-        <w:t xml:space="preserve">Software quality</w:t>
-      </w:r>
-    </w:p>
-    <w:p>
-      <w:pPr>
-        <w:pStyle w:val="FirstParagraph"/>
-      </w:pPr>
-      <w:r>
-        <w:t xml:space="preserve">PaperGuard 2.6.1 ships 103 source files with 539 unit and</w:t>
-      </w:r>
-      <w:r>
-        <w:t xml:space="preserve"> </w:t>
-      </w:r>
-      <w:r>
-        <w:t xml:space="preserve">integration tests (3 additional network-dependent tests deselected</w:t>
-      </w:r>
-      <w:r>
-        <w:t xml:space="preserve"> </w:t>
-      </w:r>
-      <w:r>
-        <w:t xml:space="preserve">by default). The project enforces</w:t>
+        <w:t xml:space="preserve">mypy --strict</w:t>
+      </w:r>
+      <w:r>
+        <w:t xml:space="preserve"> </w:t>
+      </w:r>
+      <w:r>
+        <w:t xml:space="preserve">type checks in CI on Linux, macOS, and Windows for</w:t>
+      </w:r>
+      <w:r>
+        <w:t xml:space="preserve"> </w:t>
+      </w:r>
+      <w:r>
+        <w:t xml:space="preserve">Python 3.11 and 3.12. A</w:t>
       </w:r>
       <w:r>
         <w:t xml:space="preserve"> </w:t>
@@ -2784,13 +2295,51 @@
         <w:rPr>
           <w:rStyle w:val="VerbatimChar"/>
         </w:rPr>
-        <w:t xml:space="preserve">ruff</w:t>
-      </w:r>
-      <w:r>
-        <w:t xml:space="preserve"> </w:t>
-      </w:r>
-      <w:r>
-        <w:t xml:space="preserve">style checks and</w:t>
+        <w:t xml:space="preserve">paperguard doctor</w:t>
+      </w:r>
+      <w:r>
+        <w:t xml:space="preserve"> </w:t>
+      </w:r>
+      <w:r>
+        <w:t xml:space="preserve">command runs a</w:t>
+      </w:r>
+      <w:r>
+        <w:t xml:space="preserve"> </w:t>
+      </w:r>
+      <w:r>
+        <w:t xml:space="preserve">19-item environment health check (Python version, required and</w:t>
+      </w:r>
+      <w:r>
+        <w:t xml:space="preserve"> </w:t>
+      </w:r>
+      <w:r>
+        <w:t xml:space="preserve">optional dependencies, detector registry, plugin entry points, cache</w:t>
+      </w:r>
+      <w:r>
+        <w:t xml:space="preserve"> </w:t>
+      </w:r>
+      <w:r>
+        <w:t xml:space="preserve">directory writability, dynamic dictionary state, image-corpus</w:t>
+      </w:r>
+      <w:r>
+        <w:t xml:space="preserve"> </w:t>
+      </w:r>
+      <w:r>
+        <w:t xml:space="preserve">presence, and LLM endpoint configuration) and reports</w:t>
+      </w:r>
+      <w:r>
+        <w:t xml:space="preserve"> </w:t>
+      </w:r>
+      <w:r>
+        <w:t xml:space="preserve">machine-readable JSON suitable for CI pre-flight use.</w:t>
+      </w:r>
+    </w:p>
+    <w:p>
+      <w:pPr>
+        <w:pStyle w:val="BodyText"/>
+      </w:pPr>
+      <w:r>
+        <w:t xml:space="preserve">The package is on PyPI as</w:t>
       </w:r>
       <w:r>
         <w:t xml:space="preserve"> </w:t>
@@ -2799,80 +2348,6 @@
         <w:rPr>
           <w:rStyle w:val="VerbatimChar"/>
         </w:rPr>
-        <w:t xml:space="preserve">mypy --strict</w:t>
-      </w:r>
-      <w:r>
-        <w:t xml:space="preserve"> </w:t>
-      </w:r>
-      <w:r>
-        <w:t xml:space="preserve">type checks in CI on Linux, macOS, and Windows for</w:t>
-      </w:r>
-      <w:r>
-        <w:t xml:space="preserve"> </w:t>
-      </w:r>
-      <w:r>
-        <w:t xml:space="preserve">Python 3.11 and 3.12. A</w:t>
-      </w:r>
-      <w:r>
-        <w:t xml:space="preserve"> </w:t>
-      </w:r>
-      <w:r>
-        <w:rPr>
-          <w:rStyle w:val="VerbatimChar"/>
-        </w:rPr>
-        <w:t xml:space="preserve">paperguard doctor</w:t>
-      </w:r>
-      <w:r>
-        <w:t xml:space="preserve"> </w:t>
-      </w:r>
-      <w:r>
-        <w:t xml:space="preserve">command runs a</w:t>
-      </w:r>
-      <w:r>
-        <w:t xml:space="preserve"> </w:t>
-      </w:r>
-      <w:r>
-        <w:t xml:space="preserve">19-item environment health check (Python version, required and</w:t>
-      </w:r>
-      <w:r>
-        <w:t xml:space="preserve"> </w:t>
-      </w:r>
-      <w:r>
-        <w:t xml:space="preserve">optional dependencies, detector registry, plugin entry points, cache</w:t>
-      </w:r>
-      <w:r>
-        <w:t xml:space="preserve"> </w:t>
-      </w:r>
-      <w:r>
-        <w:t xml:space="preserve">directory writability, dynamic dictionary state, image-corpus</w:t>
-      </w:r>
-      <w:r>
-        <w:t xml:space="preserve"> </w:t>
-      </w:r>
-      <w:r>
-        <w:t xml:space="preserve">presence, and LLM endpoint configuration) and reports</w:t>
-      </w:r>
-      <w:r>
-        <w:t xml:space="preserve"> </w:t>
-      </w:r>
-      <w:r>
-        <w:t xml:space="preserve">machine-readable JSON suitable for CI pre-flight use.</w:t>
-      </w:r>
-    </w:p>
-    <w:p>
-      <w:pPr>
-        <w:pStyle w:val="BodyText"/>
-      </w:pPr>
-      <w:r>
-        <w:t xml:space="preserve">The package is on PyPI as</w:t>
-      </w:r>
-      <w:r>
-        <w:t xml:space="preserve"> </w:t>
-      </w:r>
-      <w:r>
-        <w:rPr>
-          <w:rStyle w:val="VerbatimChar"/>
-        </w:rPr>
         <w:t xml:space="preserve">paperguard</w:t>
       </w:r>
       <w:r>
@@ -2890,7 +2365,7 @@
       <w:r>
         <w:t xml:space="preserve"> </w:t>
       </w:r>
-      <w:hyperlink r:id="rId15">
+      <w:hyperlink r:id="rId13">
         <w:r>
           <w:rPr>
             <w:rStyle w:val="Hyperlink"/>
@@ -2947,8 +2422,8 @@
         <w:t xml:space="preserve">.</w:t>
       </w:r>
     </w:p>
-    <w:bookmarkEnd w:id="16"/>
-    <w:bookmarkStart w:id="17" w:name="acknowledgements"/>
+    <w:bookmarkEnd w:id="14"/>
+    <w:bookmarkStart w:id="15" w:name="acknowledgements"/>
     <w:p>
       <w:pPr>
         <w:pStyle w:val="Heading1"/>
@@ -2995,8 +2470,8 @@
         <w:t xml:space="preserve">implementation or interpretation are entirely the implementers’.</w:t>
       </w:r>
     </w:p>
-    <w:bookmarkEnd w:id="17"/>
-    <w:bookmarkStart w:id="38" w:name="references"/>
+    <w:bookmarkEnd w:id="15"/>
+    <w:bookmarkStart w:id="36" w:name="references"/>
     <w:p>
       <w:pPr>
         <w:pStyle w:val="Heading1"/>
@@ -3005,8 +2480,8 @@
         <w:t xml:space="preserve">References</w:t>
       </w:r>
     </w:p>
-    <w:bookmarkStart w:id="37" w:name="refs"/>
-    <w:bookmarkStart w:id="19" w:name="ref-benjamini1995controlling"/>
+    <w:bookmarkStart w:id="35" w:name="refs"/>
+    <w:bookmarkStart w:id="17" w:name="ref-benjamini1995controlling"/>
     <w:p>
       <w:pPr>
         <w:pStyle w:val="Bibliography"/>
@@ -3039,7 +2514,7 @@
       <w:r>
         <w:t xml:space="preserve"> </w:t>
       </w:r>
-      <w:hyperlink r:id="rId18">
+      <w:hyperlink r:id="rId16">
         <w:r>
           <w:rPr>
             <w:rStyle w:val="Hyperlink"/>
@@ -3051,8 +2526,8 @@
         <w:t xml:space="preserve">.</w:t>
       </w:r>
     </w:p>
-    <w:bookmarkEnd w:id="19"/>
-    <w:bookmarkStart w:id="21" w:name="ref-bik2016prevalence"/>
+    <w:bookmarkEnd w:id="17"/>
+    <w:bookmarkStart w:id="19" w:name="ref-bik2016prevalence"/>
     <w:p>
       <w:pPr>
         <w:pStyle w:val="Bibliography"/>
@@ -3085,7 +2560,7 @@
       <w:r>
         <w:t xml:space="preserve"> </w:t>
       </w:r>
-      <w:hyperlink r:id="rId20">
+      <w:hyperlink r:id="rId18">
         <w:r>
           <w:rPr>
             <w:rStyle w:val="Hyperlink"/>
@@ -3097,8 +2572,8 @@
         <w:t xml:space="preserve">.</w:t>
       </w:r>
     </w:p>
-    <w:bookmarkEnd w:id="21"/>
-    <w:bookmarkStart w:id="23" w:name="ref-brown2017grim"/>
+    <w:bookmarkEnd w:id="19"/>
+    <w:bookmarkStart w:id="21" w:name="ref-brown2017grim"/>
     <w:p>
       <w:pPr>
         <w:pStyle w:val="Bibliography"/>
@@ -3131,7 +2606,7 @@
       <w:r>
         <w:t xml:space="preserve"> </w:t>
       </w:r>
-      <w:hyperlink r:id="rId22">
+      <w:hyperlink r:id="rId20">
         <w:r>
           <w:rPr>
             <w:rStyle w:val="Hyperlink"/>
@@ -3143,8 +2618,8 @@
         <w:t xml:space="preserve">.</w:t>
       </w:r>
     </w:p>
-    <w:bookmarkEnd w:id="23"/>
-    <w:bookmarkStart w:id="24" w:name="ref-cabanac2024chatgpt"/>
+    <w:bookmarkEnd w:id="21"/>
+    <w:bookmarkStart w:id="22" w:name="ref-cabanac2024chatgpt"/>
     <w:p>
       <w:pPr>
         <w:pStyle w:val="Bibliography"/>
@@ -3172,8 +2647,8 @@
         <w:t xml:space="preserve">.</w:t>
       </w:r>
     </w:p>
-    <w:bookmarkEnd w:id="24"/>
-    <w:bookmarkStart w:id="26" w:name="ref-carlisle2017non"/>
+    <w:bookmarkEnd w:id="22"/>
+    <w:bookmarkStart w:id="24" w:name="ref-carlisle2017non"/>
     <w:p>
       <w:pPr>
         <w:pStyle w:val="Bibliography"/>
@@ -3206,7 +2681,7 @@
       <w:r>
         <w:t xml:space="preserve"> </w:t>
       </w:r>
-      <w:hyperlink r:id="rId25">
+      <w:hyperlink r:id="rId23">
         <w:r>
           <w:rPr>
             <w:rStyle w:val="Hyperlink"/>
@@ -3218,8 +2693,8 @@
         <w:t xml:space="preserve">.</w:t>
       </w:r>
     </w:p>
-    <w:bookmarkEnd w:id="26"/>
-    <w:bookmarkStart w:id="28" w:name="ref-gehrmann2019gltr"/>
+    <w:bookmarkEnd w:id="24"/>
+    <w:bookmarkStart w:id="26" w:name="ref-gehrmann2019gltr"/>
     <w:p>
       <w:pPr>
         <w:pStyle w:val="Bibliography"/>
@@ -3249,7 +2724,7 @@
       <w:r>
         <w:t xml:space="preserve"> </w:t>
       </w:r>
-      <w:hyperlink r:id="rId27">
+      <w:hyperlink r:id="rId25">
         <w:r>
           <w:rPr>
             <w:rStyle w:val="Hyperlink"/>
@@ -3261,8 +2736,8 @@
         <w:t xml:space="preserve">.</w:t>
       </w:r>
     </w:p>
-    <w:bookmarkEnd w:id="28"/>
-    <w:bookmarkStart w:id="30" w:name="ref-heathers2018sprite"/>
+    <w:bookmarkEnd w:id="26"/>
+    <w:bookmarkStart w:id="28" w:name="ref-heathers2018sprite"/>
     <w:p>
       <w:pPr>
         <w:pStyle w:val="Bibliography"/>
@@ -3289,7 +2764,7 @@
       <w:r>
         <w:t xml:space="preserve"> </w:t>
       </w:r>
-      <w:hyperlink r:id="rId29">
+      <w:hyperlink r:id="rId27">
         <w:r>
           <w:rPr>
             <w:rStyle w:val="Hyperlink"/>
@@ -3301,8 +2776,8 @@
         <w:t xml:space="preserve">.</w:t>
       </w:r>
     </w:p>
-    <w:bookmarkEnd w:id="30"/>
-    <w:bookmarkStart w:id="31" w:name="ref-kobak2025delving"/>
+    <w:bookmarkEnd w:id="28"/>
+    <w:bookmarkStart w:id="29" w:name="ref-kobak2025delving"/>
     <w:p>
       <w:pPr>
         <w:pStyle w:val="Bibliography"/>
@@ -3330,8 +2805,8 @@
         <w:t xml:space="preserve">.</w:t>
       </w:r>
     </w:p>
-    <w:bookmarkEnd w:id="31"/>
-    <w:bookmarkStart w:id="33" w:name="ref-landis1977measurement"/>
+    <w:bookmarkEnd w:id="29"/>
+    <w:bookmarkStart w:id="31" w:name="ref-landis1977measurement"/>
     <w:p>
       <w:pPr>
         <w:pStyle w:val="Bibliography"/>
@@ -3364,7 +2839,7 @@
       <w:r>
         <w:t xml:space="preserve"> </w:t>
       </w:r>
-      <w:hyperlink r:id="rId32">
+      <w:hyperlink r:id="rId30">
         <w:r>
           <w:rPr>
             <w:rStyle w:val="Hyperlink"/>
@@ -3376,8 +2851,8 @@
         <w:t xml:space="preserve">.</w:t>
       </w:r>
     </w:p>
-    <w:bookmarkEnd w:id="33"/>
-    <w:bookmarkStart w:id="34" w:name="ref-mitchell2023detectgpt"/>
+    <w:bookmarkEnd w:id="31"/>
+    <w:bookmarkStart w:id="32" w:name="ref-mitchell2023detectgpt"/>
     <w:p>
       <w:pPr>
         <w:pStyle w:val="Bibliography"/>
@@ -3405,8 +2880,8 @@
         <w:t xml:space="preserve">.</w:t>
       </w:r>
     </w:p>
-    <w:bookmarkEnd w:id="34"/>
-    <w:bookmarkStart w:id="36" w:name="ref-nuijten2016statcheck"/>
+    <w:bookmarkEnd w:id="32"/>
+    <w:bookmarkStart w:id="34" w:name="ref-nuijten2016statcheck"/>
     <w:p>
       <w:pPr>
         <w:pStyle w:val="Bibliography"/>
@@ -3439,7 +2914,7 @@
       <w:r>
         <w:t xml:space="preserve"> </w:t>
       </w:r>
-      <w:hyperlink r:id="rId35">
+      <w:hyperlink r:id="rId33">
         <w:r>
           <w:rPr>
             <w:rStyle w:val="Hyperlink"/>
@@ -3451,9 +2926,9 @@
         <w:t xml:space="preserve">.</w:t>
       </w:r>
     </w:p>
+    <w:bookmarkEnd w:id="34"/>
+    <w:bookmarkEnd w:id="35"/>
     <w:bookmarkEnd w:id="36"/>
-    <w:bookmarkEnd w:id="37"/>
-    <w:bookmarkEnd w:id="38"/>
     <w:sectPr>
       <w:footnotePr>
         <w:numRestart w:val="eachSect"/>

--- a/paper/paper.docx
+++ b/paper/paper.docx
@@ -8,6 +8,14 @@
       </w:pPr>
       <w:r>
         <w:t xml:space="preserve">PaperGuard: A 39-detector open-source pipeline for triage-stage statistical-anomaly screening in research-data integrity</w:t>
+      </w:r>
+    </w:p>
+    <w:p>
+      <w:pPr>
+        <w:pStyle w:val="Author"/>
+      </w:pPr>
+      <w:r>
+        <w:t xml:space="preserve">Lei Zhou (ORCID 0009-0000-9073-1349)</w:t>
       </w:r>
     </w:p>
     <w:p>
